--- a/docs/system-documentation.docx
+++ b/docs/system-documentation.docx
@@ -45,7 +45,7 @@
           <w:sz w:val="24"/>
           <w:szCs w:val="24"/>
         </w:rPr>
-        <w:t xml:space="preserve">v2.0.0 — AI-native Person 360 目标 CRM（WP01–WP13 基线）</w:t>
+        <w:t xml:space="preserve">v2.2.0 — AI-native Person 中心目标 CRM（WP01–WP13 + PMC-00～PMC-20 迁移收官基线）</w:t>
       </w:r>
     </w:p>
     <w:p>
@@ -59,7 +59,7 @@
           <w:sz w:val="22"/>
           <w:szCs w:val="22"/>
         </w:rPr>
-        <w:t xml:space="preserve">2026-10-05</w:t>
+        <w:t xml:space="preserve">2026-10-11</w:t>
       </w:r>
     </w:p>
     <w:p>
@@ -173,7 +173,7 @@
           <w:sz w:val="21"/>
           <w:szCs w:val="21"/>
         </w:rPr>
-        <w:t xml:space="preserve">系统采用 Serverless 架构：前端为单文件 HTML 应用加按需加载的 ES 模块（无构建工具），后端为 28 个云函数，数据库为 CloudBase PostgreSQL，所有数据访问通过云函数中转，前端不直连数据库。</w:t>
+        <w:t xml:space="preserve">系统采用 Serverless 架构：前端为双入口——单文件应用 admin.html（Legacy 全功能）与模块化新控制台 console.html（原生 ES 模块，无构建工具）；后端为 29 个云函数，数据库为 CloudBase PostgreSQL，所有数据访问通过云函数中转，前端不直连数据库。</w:t>
       </w:r>
     </w:p>
     <w:p>
@@ -185,7 +185,7 @@
           <w:sz w:val="21"/>
           <w:szCs w:val="21"/>
         </w:rPr>
-        <w:t xml:space="preserve">2026 年 9 月起，系统在原有 Legacy CRM（客户/活动/增员三模块）之上，以增量方式建成了 AI-native 的 Person 中心新架构（WP01–WP13 工作包）：以 persons 为统一人物身份，以 interactions（互动）、context_items（事实/信号/推断）、actions（行动）、commitments（承诺）、outcomes（结果）为经营闭环账本，所有 AI 关键写入均经“服务端预览 → 人工确认 → 事务执行”。旧功能完整保留并收入“更多”入口，两套体系并行互通。</w:t>
+        <w:t xml:space="preserve">2026 年 9 月起，系统在原有 Legacy CRM（客户/活动/增员三模块）之上，以增量方式建成了 AI-native 的 Person 中心新架构（WP01–WP13 工作包）：以 persons 为统一人物身份，以 interactions（互动）、context_items（事实/信号/推断）、actions（行动）、commitments（承诺）、outcomes（结果）为经营闭环账本，所有 AI 关键写入均经“服务端预览 → 人工确认 → 事务执行”。2026-10-07 至 10-11 又完成 Person 中心化迁移（PMC-00～PMC-20）：人物基础信息全部归位 persons，customers 副本列、legacy_customer_id、姓名唯一约束、桥接/同步触发器等历史冗余全部经批准清理，12 个视图重建改读 persons；旧功能完整保留并收入“更多”入口，两套体系并行互通。</w:t>
       </w:r>
     </w:p>
     <w:p>
@@ -315,7 +315,7 @@
                 <w:sz w:val="18"/>
                 <w:szCs w:val="18"/>
               </w:rPr>
-              <w:t xml:space="preserve">admin.html 单文件（约 497KB / 8400+ 行），hash 路由，callFn 调云函数</w:t>
+              <w:t xml:space="preserve">admin.html 单文件（约 500KB / 8400+ 行）+ console.html 新控制台入口，hash 路由，callFn 调云函数</w:t>
             </w:r>
           </w:p>
         </w:tc>
@@ -350,7 +350,7 @@
                 <w:sz w:val="18"/>
                 <w:szCs w:val="18"/>
               </w:rPr>
-              <w:t xml:space="preserve">crm/js/core 核心层 + crm/js/modules 16 个业务模块 + crm/css 9 个样式，按需 import</w:t>
+              <w:t xml:space="preserve">crm/js/core 核心层 + crm/js/modules 16 个业务模块 + console 控制台模块组（11 个框架文件 + 8 个页面模块）+ crm/css 10 个样式，按需 import；全界面中英双语 i18n</w:t>
             </w:r>
           </w:p>
         </w:tc>
@@ -374,18 +374,18 @@
                 <w:sz w:val="18"/>
                 <w:szCs w:val="18"/>
               </w:rPr>
-              <w:t xml:space="preserve">Node.js 云函数（28 个）</w:t>
-            </w:r>
-          </w:p>
-        </w:tc>
-        <w:tc>
-          <w:p>
-            <w:r>
-              <w:rPr>
-                <w:sz w:val="18"/>
-                <w:szCs w:val="18"/>
-              </w:rPr>
-              <w:t xml:space="preserve">Nodejs18.15 / Nodejs20.19 双运行时，rdb 链式 API 与服务端 PG RPC</w:t>
+              <w:t xml:space="preserve">Node.js 云函数（29 个）</w:t>
+            </w:r>
+          </w:p>
+        </w:tc>
+        <w:tc>
+          <w:p>
+            <w:r>
+              <w:rPr>
+                <w:sz w:val="18"/>
+                <w:szCs w:val="18"/>
+              </w:rPr>
+              <w:t xml:space="preserve">Nodejs18.15 / Nodejs20.19 双运行时，rdb 链式 API 与服务端 PG RPC；含 1 个 PMC-18 定时观察函数</w:t>
             </w:r>
           </w:p>
         </w:tc>
@@ -420,7 +420,7 @@
                 <w:sz w:val="18"/>
                 <w:szCs w:val="18"/>
               </w:rPr>
-              <w:t xml:space="preserve">47 张表 + 10 个业务视图，全部新表强制 RLS、仅 service_role 可访问</w:t>
+              <w:t xml:space="preserve">48 张表 + 12 个业务视图 + 34 个数据库函数，全部新表强制 RLS、仅 service_role 可访问</w:t>
             </w:r>
           </w:p>
         </w:tc>
@@ -875,7 +875,7 @@
           <w:sz w:val="21"/>
           <w:szCs w:val="21"/>
         </w:rPr>
-        <w:t xml:space="preserve">主导航七个顶级入口加一个常驻快速记录按钮，按代理人一天的工作流组织：</w:t>
+        <w:t xml:space="preserve">主导航八个顶级入口加一个常驻快速记录按钮，按代理人一天的工作流组织：</w:t>
       </w:r>
     </w:p>
     <w:tbl>
@@ -1194,7 +1194,42 @@
                 <w:sz w:val="18"/>
                 <w:szCs w:val="18"/>
               </w:rPr>
-              <w:t xml:space="preserve">旧版功能入口（客户列表、回收站、漏斗、讲师/主题、活动量日报、账号维护等）</w:t>
+              <w:t xml:space="preserve">旧版功能入口（客户列表、回收站、漏斗、讲师/主题、活动量日报、账号维护等 17 项跨页入口）</w:t>
+            </w:r>
+          </w:p>
+        </w:tc>
+      </w:tr>
+      <w:tr>
+        <w:tc>
+          <w:p>
+            <w:r>
+              <w:rPr>
+                <w:sz w:val="18"/>
+                <w:szCs w:val="18"/>
+              </w:rPr>
+              <w:t xml:space="preserve">设置</w:t>
+            </w:r>
+          </w:p>
+        </w:tc>
+        <w:tc>
+          <w:p>
+            <w:r>
+              <w:rPr>
+                <w:sz w:val="18"/>
+                <w:szCs w:val="18"/>
+              </w:rPr>
+              <w:t xml:space="preserve">#/settings</w:t>
+            </w:r>
+          </w:p>
+        </w:tc>
+        <w:tc>
+          <w:p>
+            <w:r>
+              <w:rPr>
+                <w:sz w:val="18"/>
+                <w:szCs w:val="18"/>
+              </w:rPr>
+              <w:t xml:space="preserve">语言切换（简体中/English）、账号维护等</w:t>
             </w:r>
           </w:p>
         </w:tc>
@@ -1218,7 +1253,7 @@
                 <w:sz w:val="18"/>
                 <w:szCs w:val="18"/>
               </w:rPr>
-              <w:t xml:space="preserve">全局常驻</w:t>
+              <w:t xml:space="preserve">全局常驻 FAB</w:t>
             </w:r>
           </w:p>
         </w:tc>
@@ -1620,7 +1655,7 @@
           <w:sz w:val="21"/>
           <w:szCs w:val="21"/>
         </w:rPr>
-        <w:t xml:space="preserve">两轨连接点：persons.legacy_customer_id 与 customers 一对一快照映射；opportunities、activity_participants、activity_speakers、recruit_candidates 均增加 person_id/canonical_person_id 外键；旧跟进/增员跟进通过只读适配器投影为 Person 时间线，但不回填、不改写旧表。</w:t>
+        <w:t xml:space="preserve">两轨连接点：customers.person_id 指向 persons.id（PMC-19 后 legacy_customer_id 已退出）；opportunities、activity_participants、activity_speakers、recruit_candidates 均有 person_id/canonical_person_id 外键；旧跟进/增员跟进通过只读适配器投影为 Person 时间线，但不回填、不改写旧表。</w:t>
       </w:r>
     </w:p>
     <w:p>
@@ -1759,7 +1794,19 @@
           <w:sz w:val="21"/>
           <w:szCs w:val="21"/>
         </w:rPr>
-        <w:t xml:space="preserve">CloudBase PostgreSQL 共享集群 public schema，截至 2026-10-05 共 47 张表、10 个业务视图。旧业务表以 RLS fn_only 保护；2026-09-25 后新建的 28 张表全部强制 RLS 且仅 service_role 拥有受限权限（多为 SELECT/INSERT/UPDATE，无 DELETE）。所有变更经版本化迁移（cloudbase/migrations，70+ 个 SQL）与成对回滚脚本管理。</w:t>
+        <w:t xml:space="preserve">CloudBase PostgreSQL 共享集群 public schema，截至 2026-10-11 共 48 张表、12 个业务视图、34 个数据库函数。旧业务表以 RLS fn_only 保护；2026-09-25 后新建的所有表全部强制 RLS 且仅 service_role 拥有受限权限（多为 SELECT/INSERT/UPDATE，无 DELETE）。所有变更经版本化迁移（cloudbase/migrations，132 个 SQL）与成对回滚脚本（cloudbase/rollbacks，47 个）管理，并在外部目录保持双备份。</w:t>
+      </w:r>
+    </w:p>
+    <w:p>
+      <w:pPr>
+        <w:spacing w:after="80"/>
+      </w:pPr>
+      <w:r>
+        <w:rPr>
+          <w:sz w:val="21"/>
+          <w:szCs w:val="21"/>
+        </w:rPr>
+        <w:t xml:space="preserve">PMC-00～PMC-20 Person 中心化迁移收官后：人物基础信息权威来源统一为 persons；customers 的 7 个副本列、persons.legacy_customer_id、customers 姓名 UNIQUE 约束、复合外键、桥接/招募同步触发器等历史冗余已逐项批准清理（PMC-19 CL-01～CL-09）；12 个视图全部重建为改读 persons 的 security_invoker 视图；customers.person_id 为 NOT NULL UNIQUE FK。</w:t>
       </w:r>
     </w:p>
     <w:p>
@@ -1878,18 +1925,18 @@
                 <w:sz w:val="18"/>
                 <w:szCs w:val="18"/>
               </w:rPr>
-              <w:t xml:space="preserve">Id, customer_name, customer_stage, profile(jsonb), sales_priority, delete_batch_id</w:t>
-            </w:r>
-          </w:p>
-        </w:tc>
-        <w:tc>
-          <w:p>
-            <w:r>
-              <w:rPr>
-                <w:sz w:val="18"/>
-                <w:szCs w:val="18"/>
-              </w:rPr>
-              <w:t xml:space="preserve">客户主档，profile 8 维度画像；软删除并带删除批次</w:t>
+              <w:t xml:space="preserve">Id, person_id(NOT NULL UNIQUE FK→persons), customer_stage, profile(jsonb), sales_priority, delete_batch_id</w:t>
+            </w:r>
+          </w:p>
+        </w:tc>
+        <w:tc>
+          <w:p>
+            <w:r>
+              <w:rPr>
+                <w:sz w:val="18"/>
+                <w:szCs w:val="18"/>
+              </w:rPr>
+              <w:t xml:space="preserve">客户主档，profile 8 维度画像；人物基础字段已归位 persons（PMC-19 删除 7 副本列），姓名唯一约束已退出（CL-01）；软删除并带删除批次</w:t>
             </w:r>
           </w:p>
         </w:tc>
@@ -2739,18 +2786,18 @@
                 <w:sz w:val="18"/>
                 <w:szCs w:val="18"/>
               </w:rPr>
-              <w:t xml:space="preserve">id(bigint), display_name, name_key, legacy_customer_id, gender, birthday, phone, wechat, profile, deleted_at</w:t>
-            </w:r>
-          </w:p>
-        </w:tc>
-        <w:tc>
-          <w:p>
-            <w:r>
-              <w:rPr>
-                <w:sz w:val="18"/>
-                <w:szCs w:val="18"/>
-              </w:rPr>
-              <w:t xml:space="preserve">统一人物身份；由 customers 1:1 快照回填（776 条），新建需人工确认</w:t>
+              <w:t xml:space="preserve">id(bigint), display_name, name_key, gender, birthday, phone, wechat, profile, deleted_at</w:t>
+            </w:r>
+          </w:p>
+        </w:tc>
+        <w:tc>
+          <w:p>
+            <w:r>
+              <w:rPr>
+                <w:sz w:val="18"/>
+                <w:szCs w:val="18"/>
+              </w:rPr>
+              <w:t xml:space="preserve">统一人物身份；PMC-19 后 legacy_customer_id 已退出，由 customers.person_id 关联</w:t>
             </w:r>
           </w:p>
         </w:tc>
@@ -3791,6 +3838,30 @@
           </w:p>
         </w:tc>
       </w:tr>
+      <w:tr>
+        <w:tc>
+          <w:p>
+            <w:r>
+              <w:rPr>
+                <w:sz w:val="18"/>
+                <w:szCs w:val="18"/>
+              </w:rPr>
+              <w:t xml:space="preserve">pmc18_observations</w:t>
+            </w:r>
+          </w:p>
+        </w:tc>
+        <w:tc>
+          <w:p>
+            <w:r>
+              <w:rPr>
+                <w:sz w:val="18"/>
+                <w:szCs w:val="18"/>
+              </w:rPr>
+              <w:t xml:space="preserve">PMC-18 观察期健康指标：每日 02:00 定时采集身份遗漏/字段漂移/旧写入/孤立引用/权限异常等，90 天观察周期</w:t>
+            </w:r>
+          </w:p>
+        </w:tc>
+      </w:tr>
     </w:tbl>
     <w:p>
       <w:pPr>
@@ -3810,7 +3881,7 @@
           <w:sz w:val="26"/>
           <w:szCs w:val="26"/>
         </w:rPr>
-        <w:t xml:space="preserve">3.7 视图层 — 10 个业务视图</w:t>
+        <w:t xml:space="preserve">3.7 视图层 — 12 个业务视图</w:t>
       </w:r>
     </w:p>
     <w:p>
@@ -3822,7 +3893,7 @@
           <w:sz w:val="21"/>
           <w:szCs w:val="21"/>
         </w:rPr>
-        <w:t xml:space="preserve">旧列表/详情查询走 *_view 与 v_* 聚合视图；Person 架构落地后，v_action_center、v_funnel_stats、v_recruit_candidates 等全部重建为 security_invoker 视图并纳入 Person 关联。视图缺列是静默故障：表结构变更后必须 DROP + CREATE 重建并重新 GRANT。</w:t>
+        <w:t xml:space="preserve">旧列表/详情查询走 *_view 与 v_* 聚合视图；Person 架构落地后，全部视图在 PMC-19 CL-02 重建为改读 persons，并于 2026-10-11 统一恢复 security_invoker=true。视图缺列是静默故障：表结构变更后必须 DROP + CREATE 重建并重新 GRANT（DROP COLUMN 前必须先做函数体文本扫描，PMC-19 教训）。</w:t>
       </w:r>
     </w:p>
     <w:tbl>
@@ -3901,7 +3972,7 @@
                 <w:sz w:val="18"/>
                 <w:szCs w:val="18"/>
               </w:rPr>
-              <w:t xml:space="preserve">客户列表/详情（43 列，聚合礼品/跟进/AI建议/照片）</w:t>
+              <w:t xml:space="preserve">客户列表/详情（聚合礼品/跟进/AI建议/照片，人物字段读 persons）</w:t>
             </w:r>
           </w:p>
         </w:tc>
@@ -3973,7 +4044,7 @@
                 <w:sz w:val="18"/>
                 <w:szCs w:val="18"/>
               </w:rPr>
-              <w:t xml:space="preserve">跨域今日行动池（14 列，纳入统一 Action）</w:t>
+              <w:t xml:space="preserve">跨域今日行动池（14 列，纳入统一 Action；人物分支 JOIN persons）</w:t>
             </w:r>
           </w:p>
         </w:tc>
@@ -4021,7 +4092,31 @@
                 <w:sz w:val="18"/>
                 <w:szCs w:val="18"/>
               </w:rPr>
-              <w:t xml:space="preserve">增员候选人列表（38 列，含 Person/目标/基准）与回收站</w:t>
+              <w:t xml:space="preserve">增员候选人列表（含 Person/目标/基准）与回收站；LEFT JOIN customers + persons，独立候选人不过滤</w:t>
+            </w:r>
+          </w:p>
+        </w:tc>
+      </w:tr>
+      <w:tr>
+        <w:tc>
+          <w:p>
+            <w:r>
+              <w:rPr>
+                <w:sz w:val="18"/>
+                <w:szCs w:val="18"/>
+              </w:rPr>
+              <w:t xml:space="preserve">v_recruit_candidates_person_only / _trash</w:t>
+            </w:r>
+          </w:p>
+        </w:tc>
+        <w:tc>
+          <w:p>
+            <w:r>
+              <w:rPr>
+                <w:sz w:val="18"/>
+                <w:szCs w:val="18"/>
+              </w:rPr>
+              <w:t xml:space="preserve">Person-only 招募人物（无客户角色）列表与回收站</w:t>
             </w:r>
           </w:p>
         </w:tc>
@@ -4057,7 +4152,7 @@
           <w:sz w:val="21"/>
           <w:szCs w:val="21"/>
         </w:rPr>
-        <w:t xml:space="preserve">共 28 个云函数，分三类：Legacy 业务 CRUD（14 个）、Legacy AI 智能（10 个）、Person 中心新函数（4 个：person_360、assistant、activity_reports 等独立函数，及拆出的资源函数）。共享源码位于 cloudfunctions/_shared（11 个模块），部署时复制为各函数目录内副本并做哈希一致性校验。</w:t>
+        <w:t xml:space="preserve">共 29 个云函数，分四类：Legacy 业务 CRUD（15 个）、Legacy AI 智能（11 个）、Person 中心新函数（person_360、assistant 2 个）、迁移观察函数（pmc18_observer 1 个）。共享源码位于 cloudfunctions/_shared（11 个模块），部署时复制为各函数目录内副本并做哈希一致性校验（npm run check:shared）。</w:t>
       </w:r>
     </w:p>
     <w:p>
@@ -4301,31 +4396,31 @@
                 <w:sz w:val="18"/>
                 <w:szCs w:val="18"/>
               </w:rPr>
-              <w:t xml:space="preserve">list/get/create/update/remove/restore（Person 关联，仅 Person 招募可删的守卫）</w:t>
-            </w:r>
-          </w:p>
-        </w:tc>
-      </w:tr>
-      <w:tr>
-        <w:tc>
-          <w:p>
-            <w:r>
-              <w:rPr>
-                <w:sz w:val="18"/>
-                <w:szCs w:val="18"/>
-              </w:rPr>
-              <w:t xml:space="preserve">recruit_followups / recruit_milestones / recruit_goals</w:t>
-            </w:r>
-          </w:p>
-        </w:tc>
-        <w:tc>
-          <w:p>
-            <w:r>
-              <w:rPr>
-                <w:sz w:val="18"/>
-                <w:szCs w:val="18"/>
-              </w:rPr>
-              <w:t xml:space="preserve">增员跟进、里程碑、月度目标（原子保存）</w:t>
+              <w:t xml:space="preserve">list/get/create/update/remove/restore（Person 关联，仅 Person 招募可删的守卫）；阶段推进同事务写 recruit_milestones 里程碑</w:t>
+            </w:r>
+          </w:p>
+        </w:tc>
+      </w:tr>
+      <w:tr>
+        <w:tc>
+          <w:p>
+            <w:r>
+              <w:rPr>
+                <w:sz w:val="18"/>
+                <w:szCs w:val="18"/>
+              </w:rPr>
+              <w:t xml:space="preserve">recruit_followups / recruit_goals</w:t>
+            </w:r>
+          </w:p>
+        </w:tc>
+        <w:tc>
+          <w:p>
+            <w:r>
+              <w:rPr>
+                <w:sz w:val="18"/>
+                <w:szCs w:val="18"/>
+              </w:rPr>
+              <w:t xml:space="preserve">增员跟进、月度目标（原子保存）</w:t>
             </w:r>
           </w:p>
         </w:tc>
@@ -4989,6 +5084,61 @@
     </w:p>
     <w:p>
       <w:pPr>
+        <w:pStyle w:val="Heading3"/>
+        <w:spacing w:after="120" w:before="220"/>
+      </w:pPr>
+      <w:r>
+        <w:rPr>
+          <w:b/>
+          <w:bCs/>
+          <w:color w:val="7c3aed"/>
+          <w:sz w:val="22"/>
+          <w:szCs w:val="22"/>
+        </w:rPr>
+        <w:t xml:space="preserve">4.3.3 pmc18_observer（迁移观察定时函数）</w:t>
+      </w:r>
+    </w:p>
+    <w:p>
+      <w:pPr>
+        <w:pStyle w:val="ListParagraph"/>
+        <w:numPr>
+          <w:ilvl w:val="0"/>
+          <w:numId w:val="1"/>
+        </w:numPr>
+        <w:spacing w:after="60"/>
+      </w:pPr>
+      <w:r>
+        <w:rPr>
+          <w:sz w:val="20"/>
+          <w:szCs w:val="20"/>
+        </w:rPr>
+        <w:t xml:space="preserve">PMC-18 观察期（90 天，至 2027-01-08）配套：由 pmc18_daily_0200 定时触发器每日 02:00 调用，采集身份新增遗漏、字段漂移、旧字段写入、旧接口调用、同步失败、重复人物、孤立引用、权限拒绝异常、查询性能、统计差异、OCR 恢复与跨角色编辑等指标</w:t>
+      </w:r>
+    </w:p>
+    <w:p>
+      <w:pPr>
+        <w:pStyle w:val="ListParagraph"/>
+        <w:numPr>
+          <w:ilvl w:val="0"/>
+          <w:numId w:val="1"/>
+        </w:numPr>
+        <w:spacing w:after="60"/>
+      </w:pPr>
+      <w:r>
+        <w:rPr>
+          <w:sz w:val="20"/>
+          <w:szCs w:val="20"/>
+        </w:rPr>
+        <w:t xml:space="preserve">指标落 pmc18_observations 表（仅 service_role 可访问）；仅采集必要元数据，不记录完整个人资料；异常按修复包流程处理</w:t>
+      </w:r>
+    </w:p>
+    <w:p>
+      <w:pPr>
+        <w:spacing w:after="100"/>
+      </w:pPr>
+    </w:p>
+    <w:p>
+      <w:pPr>
         <w:pStyle w:val="Heading2"/>
         <w:spacing w:after="160" w:before="280"/>
       </w:pPr>
@@ -5371,7 +5521,7 @@
           <w:sz w:val="21"/>
           <w:szCs w:val="21"/>
         </w:rPr>
-        <w:t xml:space="preserve">admin.html 保留全部 Legacy 页面（约 497KB、8400+ 行），含 no-store 缓存头；2026-09-26 起新增功能以 crm/js 下的原生 ES Module 实现，路由命中时动态 import，不改动旧页面包。</w:t>
+        <w:t xml:space="preserve">系统为双前端入口：admin.html 保留全部 Legacy 页面（约 500KB、8400+ 行），含 no-store 缓存头；console.html 为 2026-10 新建的模块化控制台入口（crm/js/modules/console/），两入口共享同一 CloudBase 登录会话语义（5 分钟无操作重新登录）。2026-09-26 起新增功能以 crm/js 下的原生 ES Module 实现，路由命中时动态 import，不改动旧页面包。</w:t>
       </w:r>
     </w:p>
     <w:tbl>
@@ -5487,6 +5637,30 @@
                 <w:sz w:val="18"/>
                 <w:szCs w:val="18"/>
               </w:rPr>
+              <w:t xml:space="preserve">crm/js/modules/console</w:t>
+            </w:r>
+          </w:p>
+        </w:tc>
+        <w:tc>
+          <w:p>
+            <w:r>
+              <w:rPr>
+                <w:sz w:val="18"/>
+                <w:szCs w:val="18"/>
+              </w:rPr>
+              <w:t xml:space="preserve">新控制台：app/router/shell/login/dom/ui/icons/data/write/i18n/views 11 个框架文件 + pages/ 下 today、people、person、opportunities、activities、recruit、misc（AI/更多）、settings 8 个页面模块；i18n.js 中英双语字典（t(key)，默认简体中文）</w:t>
+            </w:r>
+          </w:p>
+        </w:tc>
+      </w:tr>
+      <w:tr>
+        <w:tc>
+          <w:p>
+            <w:r>
+              <w:rPr>
+                <w:sz w:val="18"/>
+                <w:szCs w:val="18"/>
+              </w:rPr>
               <w:t xml:space="preserve">crm/css</w:t>
             </w:r>
           </w:p>
@@ -5498,7 +5672,7 @@
                 <w:sz w:val="18"/>
                 <w:szCs w:val="18"/>
               </w:rPr>
-              <w:t xml:space="preserve">9 个模块样式：person-360、work-items、morning-brief、quick-capture-v2、activity-review-v2、ai-crm-search、assistant-action-create、ai-native、phase14-navigation</w:t>
+              <w:t xml:space="preserve">10 个模块样式：console、person-360、work-items、morning-brief、quick-capture-v2、activity-review-v2、ai-crm-search、assistant-action-create、ai-native、phase14-navigation</w:t>
             </w:r>
           </w:p>
         </w:tc>
@@ -5523,6 +5697,18 @@
           <w:szCs w:val="26"/>
         </w:rPr>
         <w:t xml:space="preserve">5.2 主要路由</w:t>
+      </w:r>
+    </w:p>
+    <w:p>
+      <w:pPr>
+        <w:spacing w:after="80"/>
+      </w:pPr>
+      <w:r>
+        <w:rPr>
+          <w:sz w:val="21"/>
+          <w:szCs w:val="21"/>
+        </w:rPr>
+        <w:t xml:space="preserve">console.html 控制台主导航：今日（#/today）、人（#/people）、机会（#/opportunities）、活动（#/activities）、招募（#/recruit）、AI（#/ai）、更多（#/more，聚合 17 项旧版功能跨页入口，随 console 原生等价功能上线逐项移除）、设置（#/settings），另有常驻“＋快速记录”FAB。admin.html 保留全部 Legacy 路由（客户列表/详情、回收站、漏斗、日报、AI 建议历史等）。系统主要路由一览：</w:t>
       </w:r>
     </w:p>
     <w:tbl>
@@ -7711,7 +7897,7 @@
           <w:sz w:val="20"/>
           <w:szCs w:val="20"/>
         </w:rPr>
-        <w:t xml:space="preserve">新架构 28 张表：强制 RLS，仅 service_role 拥有 SELECT/INSERT/UPDATE（多数无 DELETE），anon/authenticated 显式 REVOKE；CloudBase 默认授权过宽时通过补充迁移回收</w:t>
+        <w:t xml:space="preserve">新架构各表（Person/账本/AI 运行时/命令台账/测试治理等）：强制 RLS，仅 service_role 拥有 SELECT/INSERT/UPDATE（多数无 DELETE），anon/authenticated 显式 REVOKE；CloudBase 默认授权过宽时通过补充迁移回收</w:t>
       </w:r>
     </w:p>
     <w:p>
@@ -8190,7 +8376,7 @@
                 <w:sz w:val="18"/>
                 <w:szCs w:val="18"/>
               </w:rPr>
-              <w:t xml:space="preserve">28 个（Nodejs18.15 / Nodejs20.19，256MB，超时 3–150 秒按函数配置）</w:t>
+              <w:t xml:space="preserve">29 个（Nodejs18.15 / Nodejs20.19，256MB，超时 3–150 秒按函数配置）</w:t>
             </w:r>
           </w:p>
         </w:tc>
@@ -8238,7 +8424,7 @@
                 <w:sz w:val="18"/>
                 <w:szCs w:val="18"/>
               </w:rPr>
-              <w:t xml:space="preserve">/crm/admin.html（no-store）+ /crm/js、/crm/css 模块</w:t>
+              <w:t xml:space="preserve">/crm/console.html（新控制台）+ /crm/admin.html（Legacy 全功能，no-store）+ /crm/js、/crm/css 模块</w:t>
             </w:r>
           </w:p>
         </w:tc>
@@ -8262,7 +8448,7 @@
                 <w:sz w:val="18"/>
                 <w:szCs w:val="18"/>
               </w:rPr>
-              <w:t xml:space="preserve">CloudBase PostgreSQL，public schema，47 表 / 10 视图</w:t>
+              <w:t xml:space="preserve">CloudBase PostgreSQL，public schema，48 表 / 12 视图 / 34 数据库函数；132 个版本化迁移 + 47 个成对回滚（本地+外部双备份）</w:t>
             </w:r>
           </w:p>
         </w:tc>
@@ -8448,7 +8634,7 @@
           <w:sz w:val="20"/>
           <w:szCs w:val="20"/>
         </w:rPr>
-        <w:t xml:space="preserve">⑥ 复核：tools/sync-check.ps1 校验工作区干净、本地=GitHub、admin.html MD5 一致、标签一致</w:t>
+        <w:t xml:space="preserve">⑥ 复核：tools/sync-check.ps1 校验工作区干净、本地=GitHub、cloudbaserc 清单与本地函数目录一致、全部云函数本地与云端逐文件哈希一致、admin.html MD5 一致、标签一致</w:t>
       </w:r>
     </w:p>
     <w:p>
@@ -8973,6 +9159,54 @@
           </w:p>
         </w:tc>
       </w:tr>
+      <w:tr>
+        <w:tc>
+          <w:p>
+            <w:r>
+              <w:rPr>
+                <w:sz w:val="18"/>
+                <w:szCs w:val="18"/>
+              </w:rPr>
+              <w:t xml:space="preserve">v2.1.0–v2.1.2（2026-10-06–09）</w:t>
+            </w:r>
+          </w:p>
+        </w:tc>
+        <w:tc>
+          <w:p>
+            <w:r>
+              <w:rPr>
+                <w:sz w:val="18"/>
+                <w:szCs w:val="18"/>
+              </w:rPr>
+              <w:t xml:space="preserve">console.html 新控制台工作包（WP1–WP3.x）：独立入口骨架、主导航与页面、晨间简报接入、人物摘要、对话策略；PMC-10/11 AI 函数 Person 化</w:t>
+            </w:r>
+          </w:p>
+        </w:tc>
+      </w:tr>
+      <w:tr>
+        <w:tc>
+          <w:p>
+            <w:r>
+              <w:rPr>
+                <w:sz w:val="18"/>
+                <w:szCs w:val="18"/>
+              </w:rPr>
+              <w:t xml:space="preserve">v2.2.0（2026-10-10）</w:t>
+            </w:r>
+          </w:p>
+        </w:tc>
+        <w:tc>
+          <w:p>
+            <w:r>
+              <w:rPr>
+                <w:sz w:val="18"/>
+                <w:szCs w:val="18"/>
+              </w:rPr>
+              <w:t xml:space="preserve">Person 中心化迁移 PMC-12～PMC-20 推进与收官（见 10.3）</w:t>
+            </w:r>
+          </w:p>
+        </w:tc>
+      </w:tr>
     </w:tbl>
     <w:p>
       <w:pPr>
@@ -9420,39 +9654,6 @@
     </w:p>
     <w:p>
       <w:pPr>
-        <w:spacing w:after="80"/>
-      </w:pPr>
-      <w:r>
-        <w:rPr>
-          <w:sz w:val="21"/>
-          <w:szCs w:val="21"/>
-        </w:rPr>
-        <w:t xml:space="preserve">截至 2026-10-05 最新发布标签：release-20261005-162209。每个工作包均按“迁移成对回滚、隔离测试、真实登录只读探针、三端哈希核对、发布标签”流程交付，生产库初始虚构种子 10 行且全部登记可追踪。</w:t>
-      </w:r>
-    </w:p>
-    <w:p>
-      <w:r>
-        <w:br w:type="page"/>
-      </w:r>
-    </w:p>
-    <w:p>
-      <w:pPr>
-        <w:pStyle w:val="Heading1"/>
-        <w:spacing w:after="200" w:before="360"/>
-      </w:pPr>
-      <w:r>
-        <w:rPr>
-          <w:b/>
-          <w:bCs/>
-          <w:color w:val="1e293b"/>
-          <w:sz w:val="32"/>
-          <w:szCs w:val="32"/>
-        </w:rPr>
-        <w:t xml:space="preserve">11. 附录</w:t>
-      </w:r>
-    </w:p>
-    <w:p>
-      <w:pPr>
         <w:pStyle w:val="Heading2"/>
         <w:spacing w:after="160" w:before="280"/>
       </w:pPr>
@@ -9464,7 +9665,19 @@
           <w:sz w:val="26"/>
           <w:szCs w:val="26"/>
         </w:rPr>
-        <w:t xml:space="preserve">11.1 主要枚举值</w:t>
+        <w:t xml:space="preserve">10.3 Person 中心化迁移（PMC-00～PMC-20，2026-10-07 至 10-11，已收官）</w:t>
+      </w:r>
+    </w:p>
+    <w:p>
+      <w:pPr>
+        <w:spacing w:after="80"/>
+      </w:pPr>
+      <w:r>
+        <w:rPr>
+          <w:sz w:val="21"/>
+          <w:szCs w:val="21"/>
+        </w:rPr>
+        <w:t xml:space="preserve">为解决“同一个人在客户/增员/嘉宾/参与者多处重复建档、姓名漂移”的根本问题，系统用 21 个工作包把人物基础信息从各业务表收编到 persons 主实体，全部经“设计批准 → migration+rollback → 小批执行 → 逐项验收”推进，生产零数据事故：</w:t>
       </w:r>
     </w:p>
     <w:tbl>
@@ -9489,7 +9702,7 @@
         </w:trPr>
         <w:tc>
           <w:tcPr>
-            <w:tcW w:type="pct" w:w="32%"/>
+            <w:tcW w:type="pct" w:w="22%"/>
             <w:shd w:color="2563eb" w:val="solid"/>
           </w:tcPr>
           <w:p>
@@ -9501,13 +9714,13 @@
                 <w:sz w:val="19"/>
                 <w:szCs w:val="19"/>
               </w:rPr>
-              <w:t xml:space="preserve">对象</w:t>
+              <w:t xml:space="preserve">阶段</w:t>
             </w:r>
           </w:p>
         </w:tc>
         <w:tc>
           <w:tcPr>
-            <w:tcW w:type="pct" w:w="68%"/>
+            <w:tcW w:type="pct" w:w="78%"/>
             <w:shd w:color="2563eb" w:val="solid"/>
           </w:tcPr>
           <w:p>
@@ -9519,295 +9732,271 @@
                 <w:sz w:val="19"/>
                 <w:szCs w:val="19"/>
               </w:rPr>
-              <w:t xml:space="preserve">取值</w:t>
-            </w:r>
-          </w:p>
-        </w:tc>
-      </w:tr>
-      <w:tr>
-        <w:tc>
-          <w:p>
-            <w:r>
-              <w:rPr>
-                <w:sz w:val="18"/>
-                <w:szCs w:val="18"/>
-              </w:rPr>
-              <w:t xml:space="preserve">customer_stage</w:t>
-            </w:r>
-          </w:p>
-        </w:tc>
-        <w:tc>
-          <w:p>
-            <w:r>
-              <w:rPr>
-                <w:sz w:val="18"/>
-                <w:szCs w:val="18"/>
-              </w:rPr>
-              <w:t xml:space="preserve">新认识 / 关系维护 / 需求挖掘 / 方案沟通 / 成交推进 / 转介绍经营</w:t>
-            </w:r>
-          </w:p>
-        </w:tc>
-      </w:tr>
-      <w:tr>
-        <w:tc>
-          <w:p>
-            <w:r>
-              <w:rPr>
-                <w:sz w:val="18"/>
-                <w:szCs w:val="18"/>
-              </w:rPr>
-              <w:t xml:space="preserve">opportunities.status</w:t>
-            </w:r>
-          </w:p>
-        </w:tc>
-        <w:tc>
-          <w:p>
-            <w:r>
-              <w:rPr>
-                <w:sz w:val="18"/>
-                <w:szCs w:val="18"/>
-              </w:rPr>
-              <w:t xml:space="preserve">发现 / 沟通 / 方案 / 成交 / 关闭</w:t>
-            </w:r>
-          </w:p>
-        </w:tc>
-      </w:tr>
-      <w:tr>
-        <w:tc>
-          <w:p>
-            <w:r>
-              <w:rPr>
-                <w:sz w:val="18"/>
-                <w:szCs w:val="18"/>
-              </w:rPr>
-              <w:t xml:space="preserve">recruit_candidates.stage</w:t>
-            </w:r>
-          </w:p>
-        </w:tc>
-        <w:tc>
-          <w:p>
-            <w:r>
-              <w:rPr>
-                <w:sz w:val="18"/>
-                <w:szCs w:val="18"/>
-              </w:rPr>
-              <w:t xml:space="preserve">新增人才 / 互动暖客 / 初次面谈 / 增员活动 / 精准面谈 / 入职申请 / 签约入司 / 流失</w:t>
-            </w:r>
-          </w:p>
-        </w:tc>
-      </w:tr>
-      <w:tr>
-        <w:tc>
-          <w:p>
-            <w:r>
-              <w:rPr>
-                <w:sz w:val="18"/>
-                <w:szCs w:val="18"/>
-              </w:rPr>
-              <w:t xml:space="preserve">activities.status</w:t>
-            </w:r>
-          </w:p>
-        </w:tc>
-        <w:tc>
-          <w:p>
-            <w:r>
-              <w:rPr>
-                <w:sz w:val="18"/>
-                <w:szCs w:val="18"/>
-              </w:rPr>
-              <w:t xml:space="preserve">idea / preparing / confirmed / in_progress / ended / reviewed</w:t>
-            </w:r>
-          </w:p>
-        </w:tc>
-      </w:tr>
-      <w:tr>
-        <w:tc>
-          <w:p>
-            <w:r>
-              <w:rPr>
-                <w:sz w:val="18"/>
-                <w:szCs w:val="18"/>
-              </w:rPr>
-              <w:t xml:space="preserve">participants.status</w:t>
-            </w:r>
-          </w:p>
-        </w:tc>
-        <w:tc>
-          <w:p>
-            <w:r>
-              <w:rPr>
-                <w:sz w:val="18"/>
-                <w:szCs w:val="18"/>
-              </w:rPr>
-              <w:t xml:space="preserve">invited / attended / absent</w:t>
-            </w:r>
-          </w:p>
-        </w:tc>
-      </w:tr>
-      <w:tr>
-        <w:tc>
-          <w:p>
-            <w:r>
-              <w:rPr>
-                <w:sz w:val="18"/>
-                <w:szCs w:val="18"/>
-              </w:rPr>
-              <w:t xml:space="preserve">actions.priority / status</w:t>
-            </w:r>
-          </w:p>
-        </w:tc>
-        <w:tc>
-          <w:p>
-            <w:r>
-              <w:rPr>
-                <w:sz w:val="18"/>
-                <w:szCs w:val="18"/>
-              </w:rPr>
-              <w:t xml:space="preserve">low / medium / high / urgent；open / in_progress / completed / cancelled</w:t>
-            </w:r>
-          </w:p>
-        </w:tc>
-      </w:tr>
-      <w:tr>
-        <w:tc>
-          <w:p>
-            <w:r>
-              <w:rPr>
-                <w:sz w:val="18"/>
-                <w:szCs w:val="18"/>
-              </w:rPr>
-              <w:t xml:space="preserve">commitments.commitment_type</w:t>
-            </w:r>
-          </w:p>
-        </w:tc>
-        <w:tc>
-          <w:p>
-            <w:r>
-              <w:rPr>
-                <w:sz w:val="18"/>
-                <w:szCs w:val="18"/>
-              </w:rPr>
-              <w:t xml:space="preserve">I_PROMISED / THEY_PROMISED / MUTUAL</w:t>
-            </w:r>
-          </w:p>
-        </w:tc>
-      </w:tr>
-      <w:tr>
-        <w:tc>
-          <w:p>
-            <w:r>
-              <w:rPr>
-                <w:sz w:val="18"/>
-                <w:szCs w:val="18"/>
-              </w:rPr>
-              <w:t xml:space="preserve">context_items.item_type</w:t>
-            </w:r>
-          </w:p>
-        </w:tc>
-        <w:tc>
-          <w:p>
-            <w:r>
-              <w:rPr>
-                <w:sz w:val="18"/>
-                <w:szCs w:val="18"/>
-              </w:rPr>
-              <w:t xml:space="preserve">fact / signal / inference</w:t>
-            </w:r>
-          </w:p>
-        </w:tc>
-      </w:tr>
-      <w:tr>
-        <w:tc>
-          <w:p>
-            <w:r>
-              <w:rPr>
-                <w:sz w:val="18"/>
-                <w:szCs w:val="18"/>
-              </w:rPr>
-              <w:t xml:space="preserve">interactions.source</w:t>
-            </w:r>
-          </w:p>
-        </w:tc>
-        <w:tc>
-          <w:p>
-            <w:r>
-              <w:rPr>
-                <w:sz w:val="18"/>
-                <w:szCs w:val="18"/>
-              </w:rPr>
-              <w:t xml:space="preserve">manual / followup / recruit_followup / activity 等（有界白名单）</w:t>
-            </w:r>
-          </w:p>
-        </w:tc>
-      </w:tr>
-      <w:tr>
-        <w:tc>
-          <w:p>
-            <w:r>
-              <w:rPr>
-                <w:sz w:val="18"/>
-                <w:szCs w:val="18"/>
-              </w:rPr>
-              <w:t xml:space="preserve">knowledge_items.item_type</w:t>
-            </w:r>
-          </w:p>
-        </w:tc>
-        <w:tc>
-          <w:p>
-            <w:r>
-              <w:rPr>
-                <w:sz w:val="18"/>
-                <w:szCs w:val="18"/>
-              </w:rPr>
-              <w:t xml:space="preserve">product / policy / company / evidence / case / story / regulation / personal_experience</w:t>
-            </w:r>
-          </w:p>
-        </w:tc>
-      </w:tr>
-      <w:tr>
-        <w:tc>
-          <w:p>
-            <w:r>
-              <w:rPr>
-                <w:sz w:val="18"/>
-                <w:szCs w:val="18"/>
-              </w:rPr>
-              <w:t xml:space="preserve">opportunity_candidates.status</w:t>
-            </w:r>
-          </w:p>
-        </w:tc>
-        <w:tc>
-          <w:p>
-            <w:r>
-              <w:rPr>
-                <w:sz w:val="18"/>
-                <w:szCs w:val="18"/>
-              </w:rPr>
-              <w:t xml:space="preserve">draft / preview / confirmed / created / rejected</w:t>
-            </w:r>
-          </w:p>
-        </w:tc>
-      </w:tr>
-      <w:tr>
-        <w:tc>
-          <w:p>
-            <w:r>
-              <w:rPr>
-                <w:sz w:val="18"/>
-                <w:szCs w:val="18"/>
-              </w:rPr>
-              <w:t xml:space="preserve">person 角色</w:t>
-            </w:r>
-          </w:p>
-        </w:tc>
-        <w:tc>
-          <w:p>
-            <w:r>
-              <w:rPr>
-                <w:sz w:val="18"/>
-                <w:szCs w:val="18"/>
-              </w:rPr>
-              <w:t xml:space="preserve">customer / recruit / speaker / participant 等</w:t>
+              <w:t xml:space="preserve">交付</w:t>
+            </w:r>
+          </w:p>
+        </w:tc>
+      </w:tr>
+      <w:tr>
+        <w:tc>
+          <w:p>
+            <w:r>
+              <w:rPr>
+                <w:sz w:val="18"/>
+                <w:szCs w:val="18"/>
+              </w:rPr>
+              <w:t xml:space="preserve">PMC-00～03</w:t>
+            </w:r>
+          </w:p>
+        </w:tc>
+        <w:tc>
+          <w:p>
+            <w:r>
+              <w:rPr>
+                <w:sz w:val="18"/>
+                <w:szCs w:val="18"/>
+              </w:rPr>
+              <w:t xml:space="preserve">执行契约与档案体系；全量影响盘点（客户/招募/嘉宾/参与者/AI/视图/RPC）；数据模型与接口契约设计（D1–D11 批准）；迁移核验工具与风险用例库</w:t>
+            </w:r>
+          </w:p>
+        </w:tc>
+      </w:tr>
+      <w:tr>
+        <w:tc>
+          <w:p>
+            <w:r>
+              <w:rPr>
+                <w:sz w:val="18"/>
+                <w:szCs w:val="18"/>
+              </w:rPr>
+              <w:t xml:space="preserve">PMC-04～09</w:t>
+            </w:r>
+          </w:p>
+        </w:tc>
+        <w:tc>
+          <w:p>
+            <w:r>
+              <w:rPr>
+                <w:sz w:val="18"/>
+                <w:szCs w:val="18"/>
+              </w:rPr>
+              <w:t xml:space="preserve">身份确认服务与命令台账；customers 1:1 Person 回填与核验；招募/嘉宾/参与者域盘点与兼容方案</w:t>
+            </w:r>
+          </w:p>
+        </w:tc>
+      </w:tr>
+      <w:tr>
+        <w:tc>
+          <w:p>
+            <w:r>
+              <w:rPr>
+                <w:sz w:val="18"/>
+                <w:szCs w:val="18"/>
+              </w:rPr>
+              <w:t xml:space="preserve">PMC-10</w:t>
+            </w:r>
+          </w:p>
+        </w:tc>
+        <w:tc>
+          <w:p>
+            <w:r>
+              <w:rPr>
+                <w:sz w:val="18"/>
+                <w:szCs w:val="18"/>
+              </w:rPr>
+              <w:t xml:space="preserve">v_action_center 等 5 处人物分支 JOIN persons（COALESCE 回退）；persons anon 只读授权（未软删行）</w:t>
+            </w:r>
+          </w:p>
+        </w:tc>
+      </w:tr>
+      <w:tr>
+        <w:tc>
+          <w:p>
+            <w:r>
+              <w:rPr>
+                <w:sz w:val="18"/>
+                <w:szCs w:val="18"/>
+              </w:rPr>
+              <w:t xml:space="preserve">PMC-11</w:t>
+            </w:r>
+          </w:p>
+        </w:tc>
+        <w:tc>
+          <w:p>
+            <w:r>
+              <w:rPr>
+                <w:sz w:val="18"/>
+                <w:szCs w:val="18"/>
+              </w:rPr>
+              <w:t xml:space="preserve">8 个 AI 函数 Person 化：基础 8 字段经 person_id 取 persons，未映射回退+禁猜测提示，历史快照不改写；context-engine v1.1.0</w:t>
+            </w:r>
+          </w:p>
+        </w:tc>
+      </w:tr>
+      <w:tr>
+        <w:tc>
+          <w:p>
+            <w:r>
+              <w:rPr>
+                <w:sz w:val="18"/>
+                <w:szCs w:val="18"/>
+              </w:rPr>
+              <w:t xml:space="preserve">PMC-12～14</w:t>
+            </w:r>
+          </w:p>
+        </w:tc>
+        <w:tc>
+          <w:p>
+            <w:r>
+              <w:rPr>
+                <w:sz w:val="18"/>
+                <w:szCs w:val="18"/>
+              </w:rPr>
+              <w:t xml:space="preserve">招募域迁移（视图 Person 优先+customers 回退）；嘉宾域迁移（enrichIdentity 读 Person 主数据，创建嘉宾不再自动建客户）；参与者身份归一（canonical_person_id 回填含软删行）</w:t>
+            </w:r>
+          </w:p>
+        </w:tc>
+      </w:tr>
+      <w:tr>
+        <w:tc>
+          <w:p>
+            <w:r>
+              <w:rPr>
+                <w:sz w:val="18"/>
+                <w:szCs w:val="18"/>
+              </w:rPr>
+              <w:t xml:space="preserve">PMC-15</w:t>
+            </w:r>
+          </w:p>
+        </w:tc>
+        <w:tc>
+          <w:p>
+            <w:r>
+              <w:rPr>
+                <w:sz w:val="18"/>
+                <w:szCs w:val="18"/>
+              </w:rPr>
+              <w:t xml:space="preserve">角色归位：person_roles 业务角色 5 触发器实时派生（origin=derived）；relationships 治理列与 confirmed-only 消费；家庭域独立</w:t>
+            </w:r>
+          </w:p>
+        </w:tc>
+      </w:tr>
+      <w:tr>
+        <w:tc>
+          <w:p>
+            <w:r>
+              <w:rPr>
+                <w:sz w:val="18"/>
+                <w:szCs w:val="18"/>
+              </w:rPr>
+              <w:t xml:space="preserve">PMC-16</w:t>
+            </w:r>
+          </w:p>
+        </w:tc>
+        <w:tc>
+          <w:p>
+            <w:r>
+              <w:rPr>
+                <w:sz w:val="18"/>
+                <w:szCs w:val="18"/>
+              </w:rPr>
+              <w:t xml:space="preserve">11 张业务表归属逐项裁决（零 customer_id→person_id 盲换）；互动时间线双轨对齐与去重；OCR 恢复闭环（冲突 diff+人工确认）</w:t>
+            </w:r>
+          </w:p>
+        </w:tc>
+      </w:tr>
+      <w:tr>
+        <w:tc>
+          <w:p>
+            <w:r>
+              <w:rPr>
+                <w:sz w:val="18"/>
+                <w:szCs w:val="18"/>
+              </w:rPr>
+              <w:t xml:space="preserve">PMC-17</w:t>
+            </w:r>
+          </w:p>
+        </w:tc>
+        <w:tc>
+          <w:p>
+            <w:r>
+              <w:rPr>
+                <w:sz w:val="18"/>
+                <w:szCs w:val="18"/>
+              </w:rPr>
+              <w:t xml:space="preserve">customers.person_id 三重约束落地（NOT NULL UNIQUE FK）；3 个无 Person 客户补建关联；Legacy 写路径统一经 PersonService 受控边界</w:t>
+            </w:r>
+          </w:p>
+        </w:tc>
+      </w:tr>
+      <w:tr>
+        <w:tc>
+          <w:p>
+            <w:r>
+              <w:rPr>
+                <w:sz w:val="18"/>
+                <w:szCs w:val="18"/>
+              </w:rPr>
+              <w:t xml:space="preserve">PMC-18</w:t>
+            </w:r>
+          </w:p>
+        </w:tc>
+        <w:tc>
+          <w:p>
+            <w:r>
+              <w:rPr>
+                <w:sz w:val="18"/>
+                <w:szCs w:val="18"/>
+              </w:rPr>
+              <w:t xml:space="preserve">90 天观察期基建：pmc18_observations 表 + 每日 02:00 定时采集函数 pmc18_observer（观察中，至 2027-01-08）</w:t>
+            </w:r>
+          </w:p>
+        </w:tc>
+      </w:tr>
+      <w:tr>
+        <w:tc>
+          <w:p>
+            <w:r>
+              <w:rPr>
+                <w:sz w:val="18"/>
+                <w:szCs w:val="18"/>
+              </w:rPr>
+              <w:t xml:space="preserve">PMC-19</w:t>
+            </w:r>
+          </w:p>
+        </w:tc>
+        <w:tc>
+          <w:p>
+            <w:r>
+              <w:rPr>
+                <w:sz w:val="18"/>
+                <w:szCs w:val="18"/>
+              </w:rPr>
+              <w:t xml:space="preserve">清理提案 CL-01～CL-09 逐项批准并执行：DROP customers 7 副本列、persons.legacy_customer_id、姓名 UNIQUE 约束、复合 FK、桥接/招募同步触发器；11 视图重建改读 persons；25 个 JS 改道</w:t>
+            </w:r>
+          </w:p>
+        </w:tc>
+      </w:tr>
+      <w:tr>
+        <w:tc>
+          <w:p>
+            <w:r>
+              <w:rPr>
+                <w:sz w:val="18"/>
+                <w:szCs w:val="18"/>
+              </w:rPr>
+              <w:t xml:space="preserve">PMC-20</w:t>
+            </w:r>
+          </w:p>
+        </w:tc>
+        <w:tc>
+          <w:p>
+            <w:r>
+              <w:rPr>
+                <w:sz w:val="18"/>
+                <w:szCs w:val="18"/>
+              </w:rPr>
+              <w:t xml:space="preserve">清理后终态复核；修复 3 个 DB 函数运行时坏引用（函数体文本扫描补查教训）；12 云函数小批部署；全领域最终回归；Codex 终态交接文档</w:t>
             </w:r>
           </w:p>
         </w:tc>
@@ -9817,6 +10006,56 @@
       <w:pPr>
         <w:spacing w:after="100"/>
       </w:pPr>
+    </w:p>
+    <w:p>
+      <w:pPr>
+        <w:spacing w:after="80"/>
+      </w:pPr>
+      <w:r>
+        <w:rPr>
+          <w:sz w:val="21"/>
+          <w:szCs w:val="21"/>
+        </w:rPr>
+        <w:t xml:space="preserve">迁移终态（2026-10-11 核对）：persons 787（活跃 784）、customers 783（person_id 0 缺失 0 重复）、recruit 15、speakers 4；人物基础信息权威=persons，业务表仅留领域字段与批准保留的历史快照（参与行姓名快照、嘉宾职务快照、OCR customer_snapshot 等）。</w:t>
+      </w:r>
+    </w:p>
+    <w:p>
+      <w:pPr>
+        <w:spacing w:after="100"/>
+      </w:pPr>
+    </w:p>
+    <w:p>
+      <w:pPr>
+        <w:spacing w:after="80"/>
+      </w:pPr>
+      <w:r>
+        <w:rPr>
+          <w:sz w:val="21"/>
+          <w:szCs w:val="21"/>
+        </w:rPr>
+        <w:t xml:space="preserve">截至 2026-10-11 最新发布标签：release-20261011-005211（semver v2.2.0）。每个工作包均按“迁移成对回滚、隔离测试、真实登录只读探针、三端哈希核对、发布标签”流程交付，生产库初始虚构种子 10 行且全部登记可追踪。</w:t>
+      </w:r>
+    </w:p>
+    <w:p>
+      <w:r>
+        <w:br w:type="page"/>
+      </w:r>
+    </w:p>
+    <w:p>
+      <w:pPr>
+        <w:pStyle w:val="Heading1"/>
+        <w:spacing w:after="200" w:before="360"/>
+      </w:pPr>
+      <w:r>
+        <w:rPr>
+          <w:b/>
+          <w:bCs/>
+          <w:color w:val="1e293b"/>
+          <w:sz w:val="32"/>
+          <w:szCs w:val="32"/>
+        </w:rPr>
+        <w:t xml:space="preserve">11. 附录</w:t>
+      </w:r>
     </w:p>
     <w:p>
       <w:pPr>
@@ -9831,7 +10070,7 @@
           <w:sz w:val="26"/>
           <w:szCs w:val="26"/>
         </w:rPr>
-        <w:t xml:space="preserve">11.2 主要目录结构</w:t>
+        <w:t xml:space="preserve">11.1 主要枚举值</w:t>
       </w:r>
     </w:p>
     <w:tbl>
@@ -9856,7 +10095,7 @@
         </w:trPr>
         <w:tc>
           <w:tcPr>
-            <w:tcW w:type="pct" w:w="38%"/>
+            <w:tcW w:type="pct" w:w="32%"/>
             <w:shd w:color="2563eb" w:val="solid"/>
           </w:tcPr>
           <w:p>
@@ -9868,13 +10107,13 @@
                 <w:sz w:val="19"/>
                 <w:szCs w:val="19"/>
               </w:rPr>
-              <w:t xml:space="preserve">路径</w:t>
+              <w:t xml:space="preserve">对象</w:t>
             </w:r>
           </w:p>
         </w:tc>
         <w:tc>
           <w:tcPr>
-            <w:tcW w:type="pct" w:w="62%"/>
+            <w:tcW w:type="pct" w:w="68%"/>
             <w:shd w:color="2563eb" w:val="solid"/>
           </w:tcPr>
           <w:p>
@@ -9886,6 +10125,373 @@
                 <w:sz w:val="19"/>
                 <w:szCs w:val="19"/>
               </w:rPr>
+              <w:t xml:space="preserve">取值</w:t>
+            </w:r>
+          </w:p>
+        </w:tc>
+      </w:tr>
+      <w:tr>
+        <w:tc>
+          <w:p>
+            <w:r>
+              <w:rPr>
+                <w:sz w:val="18"/>
+                <w:szCs w:val="18"/>
+              </w:rPr>
+              <w:t xml:space="preserve">customer_stage</w:t>
+            </w:r>
+          </w:p>
+        </w:tc>
+        <w:tc>
+          <w:p>
+            <w:r>
+              <w:rPr>
+                <w:sz w:val="18"/>
+                <w:szCs w:val="18"/>
+              </w:rPr>
+              <w:t xml:space="preserve">新认识 / 关系维护 / 需求挖掘 / 方案沟通 / 成交推进 / 转介绍经营</w:t>
+            </w:r>
+          </w:p>
+        </w:tc>
+      </w:tr>
+      <w:tr>
+        <w:tc>
+          <w:p>
+            <w:r>
+              <w:rPr>
+                <w:sz w:val="18"/>
+                <w:szCs w:val="18"/>
+              </w:rPr>
+              <w:t xml:space="preserve">opportunities.status</w:t>
+            </w:r>
+          </w:p>
+        </w:tc>
+        <w:tc>
+          <w:p>
+            <w:r>
+              <w:rPr>
+                <w:sz w:val="18"/>
+                <w:szCs w:val="18"/>
+              </w:rPr>
+              <w:t xml:space="preserve">发现 / 沟通 / 方案 / 成交 / 关闭</w:t>
+            </w:r>
+          </w:p>
+        </w:tc>
+      </w:tr>
+      <w:tr>
+        <w:tc>
+          <w:p>
+            <w:r>
+              <w:rPr>
+                <w:sz w:val="18"/>
+                <w:szCs w:val="18"/>
+              </w:rPr>
+              <w:t xml:space="preserve">recruit_candidates.stage</w:t>
+            </w:r>
+          </w:p>
+        </w:tc>
+        <w:tc>
+          <w:p>
+            <w:r>
+              <w:rPr>
+                <w:sz w:val="18"/>
+                <w:szCs w:val="18"/>
+              </w:rPr>
+              <w:t xml:space="preserve">新增人才 / 互动暖客 / 初次面谈 / 增员活动 / 精准面谈 / 入职申请 / 签约入司 / 流失</w:t>
+            </w:r>
+          </w:p>
+        </w:tc>
+      </w:tr>
+      <w:tr>
+        <w:tc>
+          <w:p>
+            <w:r>
+              <w:rPr>
+                <w:sz w:val="18"/>
+                <w:szCs w:val="18"/>
+              </w:rPr>
+              <w:t xml:space="preserve">activities.status</w:t>
+            </w:r>
+          </w:p>
+        </w:tc>
+        <w:tc>
+          <w:p>
+            <w:r>
+              <w:rPr>
+                <w:sz w:val="18"/>
+                <w:szCs w:val="18"/>
+              </w:rPr>
+              <w:t xml:space="preserve">idea / preparing / confirmed / in_progress / ended / reviewed</w:t>
+            </w:r>
+          </w:p>
+        </w:tc>
+      </w:tr>
+      <w:tr>
+        <w:tc>
+          <w:p>
+            <w:r>
+              <w:rPr>
+                <w:sz w:val="18"/>
+                <w:szCs w:val="18"/>
+              </w:rPr>
+              <w:t xml:space="preserve">participants.status</w:t>
+            </w:r>
+          </w:p>
+        </w:tc>
+        <w:tc>
+          <w:p>
+            <w:r>
+              <w:rPr>
+                <w:sz w:val="18"/>
+                <w:szCs w:val="18"/>
+              </w:rPr>
+              <w:t xml:space="preserve">invited / attended / absent</w:t>
+            </w:r>
+          </w:p>
+        </w:tc>
+      </w:tr>
+      <w:tr>
+        <w:tc>
+          <w:p>
+            <w:r>
+              <w:rPr>
+                <w:sz w:val="18"/>
+                <w:szCs w:val="18"/>
+              </w:rPr>
+              <w:t xml:space="preserve">actions.priority / status</w:t>
+            </w:r>
+          </w:p>
+        </w:tc>
+        <w:tc>
+          <w:p>
+            <w:r>
+              <w:rPr>
+                <w:sz w:val="18"/>
+                <w:szCs w:val="18"/>
+              </w:rPr>
+              <w:t xml:space="preserve">low / medium / high / urgent；open / in_progress / completed / cancelled</w:t>
+            </w:r>
+          </w:p>
+        </w:tc>
+      </w:tr>
+      <w:tr>
+        <w:tc>
+          <w:p>
+            <w:r>
+              <w:rPr>
+                <w:sz w:val="18"/>
+                <w:szCs w:val="18"/>
+              </w:rPr>
+              <w:t xml:space="preserve">commitments.commitment_type</w:t>
+            </w:r>
+          </w:p>
+        </w:tc>
+        <w:tc>
+          <w:p>
+            <w:r>
+              <w:rPr>
+                <w:sz w:val="18"/>
+                <w:szCs w:val="18"/>
+              </w:rPr>
+              <w:t xml:space="preserve">I_PROMISED / THEY_PROMISED / MUTUAL</w:t>
+            </w:r>
+          </w:p>
+        </w:tc>
+      </w:tr>
+      <w:tr>
+        <w:tc>
+          <w:p>
+            <w:r>
+              <w:rPr>
+                <w:sz w:val="18"/>
+                <w:szCs w:val="18"/>
+              </w:rPr>
+              <w:t xml:space="preserve">context_items.item_type</w:t>
+            </w:r>
+          </w:p>
+        </w:tc>
+        <w:tc>
+          <w:p>
+            <w:r>
+              <w:rPr>
+                <w:sz w:val="18"/>
+                <w:szCs w:val="18"/>
+              </w:rPr>
+              <w:t xml:space="preserve">fact / signal / inference</w:t>
+            </w:r>
+          </w:p>
+        </w:tc>
+      </w:tr>
+      <w:tr>
+        <w:tc>
+          <w:p>
+            <w:r>
+              <w:rPr>
+                <w:sz w:val="18"/>
+                <w:szCs w:val="18"/>
+              </w:rPr>
+              <w:t xml:space="preserve">interactions.source</w:t>
+            </w:r>
+          </w:p>
+        </w:tc>
+        <w:tc>
+          <w:p>
+            <w:r>
+              <w:rPr>
+                <w:sz w:val="18"/>
+                <w:szCs w:val="18"/>
+              </w:rPr>
+              <w:t xml:space="preserve">manual / followup / recruit_followup / activity 等（有界白名单）</w:t>
+            </w:r>
+          </w:p>
+        </w:tc>
+      </w:tr>
+      <w:tr>
+        <w:tc>
+          <w:p>
+            <w:r>
+              <w:rPr>
+                <w:sz w:val="18"/>
+                <w:szCs w:val="18"/>
+              </w:rPr>
+              <w:t xml:space="preserve">knowledge_items.item_type</w:t>
+            </w:r>
+          </w:p>
+        </w:tc>
+        <w:tc>
+          <w:p>
+            <w:r>
+              <w:rPr>
+                <w:sz w:val="18"/>
+                <w:szCs w:val="18"/>
+              </w:rPr>
+              <w:t xml:space="preserve">product / policy / company / evidence / case / story / regulation / personal_experience</w:t>
+            </w:r>
+          </w:p>
+        </w:tc>
+      </w:tr>
+      <w:tr>
+        <w:tc>
+          <w:p>
+            <w:r>
+              <w:rPr>
+                <w:sz w:val="18"/>
+                <w:szCs w:val="18"/>
+              </w:rPr>
+              <w:t xml:space="preserve">opportunity_candidates.status</w:t>
+            </w:r>
+          </w:p>
+        </w:tc>
+        <w:tc>
+          <w:p>
+            <w:r>
+              <w:rPr>
+                <w:sz w:val="18"/>
+                <w:szCs w:val="18"/>
+              </w:rPr>
+              <w:t xml:space="preserve">draft / preview / confirmed / created / rejected</w:t>
+            </w:r>
+          </w:p>
+        </w:tc>
+      </w:tr>
+      <w:tr>
+        <w:tc>
+          <w:p>
+            <w:r>
+              <w:rPr>
+                <w:sz w:val="18"/>
+                <w:szCs w:val="18"/>
+              </w:rPr>
+              <w:t xml:space="preserve">person 角色</w:t>
+            </w:r>
+          </w:p>
+        </w:tc>
+        <w:tc>
+          <w:p>
+            <w:r>
+              <w:rPr>
+                <w:sz w:val="18"/>
+                <w:szCs w:val="18"/>
+              </w:rPr>
+              <w:t xml:space="preserve">customer / recruit / speaker / participant 等</w:t>
+            </w:r>
+          </w:p>
+        </w:tc>
+      </w:tr>
+    </w:tbl>
+    <w:p>
+      <w:pPr>
+        <w:spacing w:after="100"/>
+      </w:pPr>
+    </w:p>
+    <w:p>
+      <w:pPr>
+        <w:pStyle w:val="Heading2"/>
+        <w:spacing w:after="160" w:before="280"/>
+      </w:pPr>
+      <w:r>
+        <w:rPr>
+          <w:b/>
+          <w:bCs/>
+          <w:color w:val="2563eb"/>
+          <w:sz w:val="26"/>
+          <w:szCs w:val="26"/>
+        </w:rPr>
+        <w:t xml:space="preserve">11.2 主要目录结构</w:t>
+      </w:r>
+    </w:p>
+    <w:tbl>
+      <w:tblPr>
+        <w:tblW w:type="pct" w:w="100%"/>
+        <w:tblBorders>
+          <w:top w:val="single" w:color="auto" w:sz="4"/>
+          <w:left w:val="single" w:color="auto" w:sz="4"/>
+          <w:bottom w:val="single" w:color="auto" w:sz="4"/>
+          <w:right w:val="single" w:color="auto" w:sz="4"/>
+          <w:insideH w:val="single" w:color="auto" w:sz="4"/>
+          <w:insideV w:val="single" w:color="auto" w:sz="4"/>
+        </w:tblBorders>
+      </w:tblPr>
+      <w:tblGrid>
+        <w:gridCol w:w="100"/>
+        <w:gridCol w:w="100"/>
+      </w:tblGrid>
+      <w:tr>
+        <w:trPr>
+          <w:tblHeader/>
+        </w:trPr>
+        <w:tc>
+          <w:tcPr>
+            <w:tcW w:type="pct" w:w="38%"/>
+            <w:shd w:color="2563eb" w:val="solid"/>
+          </w:tcPr>
+          <w:p>
+            <w:r>
+              <w:rPr>
+                <w:b/>
+                <w:bCs/>
+                <w:color w:val="ffffff"/>
+                <w:sz w:val="19"/>
+                <w:szCs w:val="19"/>
+              </w:rPr>
+              <w:t xml:space="preserve">路径</w:t>
+            </w:r>
+          </w:p>
+        </w:tc>
+        <w:tc>
+          <w:tcPr>
+            <w:tcW w:type="pct" w:w="62%"/>
+            <w:shd w:color="2563eb" w:val="solid"/>
+          </w:tcPr>
+          <w:p>
+            <w:r>
+              <w:rPr>
+                <w:b/>
+                <w:bCs/>
+                <w:color w:val="ffffff"/>
+                <w:sz w:val="19"/>
+                <w:szCs w:val="19"/>
+              </w:rPr>
               <w:t xml:space="preserve">说明</w:t>
             </w:r>
           </w:p>
@@ -9910,7 +10516,31 @@
                 <w:sz w:val="18"/>
                 <w:szCs w:val="18"/>
               </w:rPr>
-              <w:t xml:space="preserve">前端单文件主体（约 497KB，含全部 Legacy 页面与登录）</w:t>
+              <w:t xml:space="preserve">前端单文件主体（约 500KB，含全部 Legacy 页面与登录）</w:t>
+            </w:r>
+          </w:p>
+        </w:tc>
+      </w:tr>
+      <w:tr>
+        <w:tc>
+          <w:p>
+            <w:r>
+              <w:rPr>
+                <w:sz w:val="18"/>
+                <w:szCs w:val="18"/>
+              </w:rPr>
+              <w:t xml:space="preserve">console.html + crm/js/modules/console/</w:t>
+            </w:r>
+          </w:p>
+        </w:tc>
+        <w:tc>
+          <w:p>
+            <w:r>
+              <w:rPr>
+                <w:sz w:val="18"/>
+                <w:szCs w:val="18"/>
+              </w:rPr>
+              <w:t xml:space="preserve">新控制台独立入口（今日/人/机会/活动/招募/AI/更多/设置 + 快速记录 FAB，中英双语）</w:t>
             </w:r>
           </w:p>
         </w:tc>
@@ -9958,7 +10588,7 @@
                 <w:sz w:val="18"/>
                 <w:szCs w:val="18"/>
               </w:rPr>
-              <w:t xml:space="preserve">28 个云函数（index.js + 共享模块副本 + package.json）</w:t>
+              <w:t xml:space="preserve">29 个云函数（index.js + 共享模块副本 + package.json）</w:t>
             </w:r>
           </w:p>
         </w:tc>
@@ -9982,7 +10612,7 @@
                 <w:sz w:val="18"/>
                 <w:szCs w:val="18"/>
               </w:rPr>
-              <w:t xml:space="preserve">11 个共享源码模块（db/ai/ai-gateway/context-engine 等）</w:t>
+              <w:t xml:space="preserve">11 个共享源码模块（db/ai/ai-gateway/context-engine/person-service 等）</w:t>
             </w:r>
           </w:p>
         </w:tc>
@@ -10006,7 +10636,7 @@
                 <w:sz w:val="18"/>
                 <w:szCs w:val="18"/>
               </w:rPr>
-              <w:t xml:space="preserve">版本化迁移（70+）与成对回滚</w:t>
+              <w:t xml:space="preserve">版本化迁移（132 个）与成对回滚（47 个），外部目录双备份</w:t>
             </w:r>
           </w:p>
         </w:tc>
@@ -10067,6 +10697,30 @@
                 <w:sz w:val="18"/>
                 <w:szCs w:val="18"/>
               </w:rPr>
+              <w:t xml:space="preserve">specs/person-centered-migration/</w:t>
+            </w:r>
+          </w:p>
+        </w:tc>
+        <w:tc>
+          <w:p>
+            <w:r>
+              <w:rPr>
+                <w:sz w:val="18"/>
+                <w:szCs w:val="18"/>
+              </w:rPr>
+              <w:t xml:space="preserve">PMC-00～PMC-20 迁移档案：契约/设计/决策/任务/证据/交接</w:t>
+            </w:r>
+          </w:p>
+        </w:tc>
+      </w:tr>
+      <w:tr>
+        <w:tc>
+          <w:p>
+            <w:r>
+              <w:rPr>
+                <w:sz w:val="18"/>
+                <w:szCs w:val="18"/>
+              </w:rPr>
               <w:t xml:space="preserve">docs/architecture/</w:t>
             </w:r>
           </w:p>
@@ -10150,7 +10804,7 @@
                 <w:sz w:val="18"/>
                 <w:szCs w:val="18"/>
               </w:rPr>
-              <w:t xml:space="preserve">gen-system-doc.js、gen-schema-svg.js、release.ps1、sync-check.ps1</w:t>
+              <w:t xml:space="preserve">gen-system-doc.js、gen-schema-svg.js、release.ps1、sync-check.ps1、pg-readonly.cjs、migration-check.cjs</w:t>
             </w:r>
           </w:p>
         </w:tc>
@@ -10384,7 +11038,7 @@
         <w:sz w:val="16"/>
         <w:szCs w:val="16"/>
       </w:rPr>
-      <w:t xml:space="preserve">Victor's CRM 系统说明文档（v2.0.0）</w:t>
+      <w:t xml:space="preserve">Victor's CRM 系统说明文档（v2.2.0）</w:t>
     </w:r>
   </w:p>
 </w:hdr>
